--- a/Misc/Theme & Story.docx
+++ b/Misc/Theme & Story.docx
@@ -1,6 +1,6 @@
 
 <file path=word/document.xml><?xml version="1.0" encoding="utf-8"?>
-<w:document xmlns:wpc="http://schemas.microsoft.com/office/word/2010/wordprocessingCanvas" xmlns:cx="http://schemas.microsoft.com/office/drawing/2014/chartex" xmlns:cx1="http://schemas.microsoft.com/office/drawing/2015/9/8/chartex" xmlns:cx2="http://schemas.microsoft.com/office/drawing/2015/10/21/chartex" xmlns:cx3="http://schemas.microsoft.com/office/drawing/2016/5/9/chartex" xmlns:cx4="http://schemas.microsoft.com/office/drawing/2016/5/10/chartex" xmlns:cx5="http://schemas.microsoft.com/office/drawing/2016/5/11/chartex" xmlns:cx6="http://schemas.microsoft.com/office/drawing/2016/5/12/chartex" xmlns:cx7="http://schemas.microsoft.com/office/drawing/2016/5/13/chartex" xmlns:cx8="http://schemas.microsoft.com/office/drawing/2016/5/14/chartex" xmlns:mc="http://schemas.openxmlformats.org/markup-compatibility/2006" xmlns:aink="http://schemas.microsoft.com/office/drawing/2016/ink" xmlns:am3d="http://schemas.microsoft.com/office/drawing/2017/model3d" xmlns:o="urn:schemas-microsoft-com:office:office" xmlns:oel="http://schemas.microsoft.com/office/2019/extlst" xmlns:r="http://schemas.openxmlformats.org/officeDocument/2006/relationships" xmlns:m="http://schemas.openxmlformats.org/officeDocument/2006/math" xmlns:v="urn:schemas-microsoft-com:vml" xmlns:wp14="http://schemas.microsoft.com/office/word/2010/wordprocessingDrawing" xmlns:wp="http://schemas.openxmlformats.org/drawingml/2006/wordprocessingDrawing" xmlns:w10="urn:schemas-microsoft-com:office:word" xmlns:w="http://schemas.openxmlformats.org/wordprocessingml/2006/main" xmlns:w14="http://schemas.microsoft.com/office/word/2010/wordml" xmlns:w15="http://schemas.microsoft.com/office/word/2012/wordml" xmlns:w16cex="http://schemas.microsoft.com/office/word/2018/wordml/cex" xmlns:w16cid="http://schemas.microsoft.com/office/word/2016/wordml/cid" xmlns:w16="http://schemas.microsoft.com/office/word/2018/wordml" xmlns:w16du="http://schemas.microsoft.com/office/word/2023/wordml/word16du" xmlns:w16sdtdh="http://schemas.microsoft.com/office/word/2020/wordml/sdtdatahash" xmlns:w16sdtfl="http://schemas.microsoft.com/office/word/2024/wordml/sdtformatlock" xmlns:w16se="http://schemas.microsoft.com/office/word/2015/wordml/symex" xmlns:wpg="http://schemas.microsoft.com/office/word/2010/wordprocessingGroup" xmlns:wpi="http://schemas.microsoft.com/office/word/2010/wordprocessingInk" xmlns:wne="http://schemas.microsoft.com/office/word/2006/wordml" xmlns:wps="http://schemas.microsoft.com/office/word/2010/wordprocessingShape" mc:Ignorable="w14 w15 w16se w16cid w16 w16cex w16sdtdh w16sdtfl w16du wp14">
+<w:document xmlns:wpc="http://schemas.microsoft.com/office/word/2010/wordprocessingCanvas" xmlns:cx="http://schemas.microsoft.com/office/drawing/2014/chartex" xmlns:cx1="http://schemas.microsoft.com/office/drawing/2015/9/8/chartex" xmlns:cx2="http://schemas.microsoft.com/office/drawing/2015/10/21/chartex" xmlns:cx3="http://schemas.microsoft.com/office/drawing/2016/5/9/chartex" xmlns:cx4="http://schemas.microsoft.com/office/drawing/2016/5/10/chartex" xmlns:cx5="http://schemas.microsoft.com/office/drawing/2016/5/11/chartex" xmlns:cx6="http://schemas.microsoft.com/office/drawing/2016/5/12/chartex" xmlns:cx7="http://schemas.microsoft.com/office/drawing/2016/5/13/chartex" xmlns:cx8="http://schemas.microsoft.com/office/drawing/2016/5/14/chartex" xmlns:mc="http://schemas.openxmlformats.org/markup-compatibility/2006" xmlns:aink="http://schemas.microsoft.com/office/drawing/2016/ink" xmlns:am3d="http://schemas.microsoft.com/office/drawing/2017/model3d" xmlns:o="urn:schemas-microsoft-com:office:office" xmlns:r="http://schemas.openxmlformats.org/officeDocument/2006/relationships" xmlns:m="http://schemas.openxmlformats.org/officeDocument/2006/math" xmlns:v="urn:schemas-microsoft-com:vml" xmlns:wp14="http://schemas.microsoft.com/office/word/2010/wordprocessingDrawing" xmlns:wp="http://schemas.openxmlformats.org/drawingml/2006/wordprocessingDrawing" xmlns:w10="urn:schemas-microsoft-com:office:word" xmlns:w="http://schemas.openxmlformats.org/wordprocessingml/2006/main" xmlns:w14="http://schemas.microsoft.com/office/word/2010/wordml" xmlns:w15="http://schemas.microsoft.com/office/word/2012/wordml" xmlns:w16cex="http://schemas.microsoft.com/office/word/2018/wordml/cex" xmlns:w16cid="http://schemas.microsoft.com/office/word/2016/wordml/cid" xmlns:w16="http://schemas.microsoft.com/office/word/2018/wordml" xmlns:w16sdtdh="http://schemas.microsoft.com/office/word/2020/wordml/sdtdatahash" xmlns:w16se="http://schemas.microsoft.com/office/word/2015/wordml/symex" xmlns:wpg="http://schemas.microsoft.com/office/word/2010/wordprocessingGroup" xmlns:wpi="http://schemas.microsoft.com/office/word/2010/wordprocessingInk" xmlns:wne="http://schemas.microsoft.com/office/word/2006/wordml" xmlns:wps="http://schemas.microsoft.com/office/word/2010/wordprocessingShape" mc:Ignorable="w14 w15 w16se w16cid w16 w16cex w16sdtdh wp14">
   <w:body>
     <w:p>
       <w:pPr>
@@ -12,25 +12,7 @@
         <w:rPr>
           <w:lang w:val="en-US"/>
         </w:rPr>
-        <w:t>Immortality, death god is dead,</w:t>
-      </w:r>
-      <w:r>
-        <w:rPr>
-          <w:lang w:val="en-US"/>
-        </w:rPr>
-        <w:t xml:space="preserve"> apocalypse from war</w:t>
-      </w:r>
-      <w:r>
-        <w:rPr>
-          <w:lang w:val="en-US"/>
-        </w:rPr>
-        <w:t>, monster from death from unnatural causes</w:t>
-      </w:r>
-      <w:r>
-        <w:rPr>
-          <w:lang w:val="en-US"/>
-        </w:rPr>
-        <w:t xml:space="preserve"> and stress</w:t>
+        <w:t>Immortality, death god is dead, apocalypse from war, monster from death from unnatural causes and stress</w:t>
       </w:r>
     </w:p>
     <w:p>
@@ -50,74 +32,7 @@
         <w:rPr>
           <w:lang w:val="en-US"/>
         </w:rPr>
-        <w:t xml:space="preserve">Blood chalice </w:t>
-      </w:r>
-      <w:r>
-        <w:rPr>
-          <w:lang w:val="en-US"/>
-        </w:rPr>
-        <w:t xml:space="preserve">gives </w:t>
-      </w:r>
-      <w:r>
-        <w:rPr>
-          <w:lang w:val="en-US"/>
-        </w:rPr>
-        <w:t>special abilit</w:t>
-      </w:r>
-      <w:r>
-        <w:rPr>
-          <w:lang w:val="en-US"/>
-        </w:rPr>
-        <w:t>ies</w:t>
-      </w:r>
-      <w:r>
-        <w:rPr>
-          <w:lang w:val="en-US"/>
-        </w:rPr>
-        <w:t>, 2</w:t>
-      </w:r>
-      <w:r>
-        <w:rPr>
-          <w:vertAlign w:val="superscript"/>
-          <w:lang w:val="en-US"/>
-        </w:rPr>
-        <w:t>nd</w:t>
-      </w:r>
-      <w:r>
-        <w:rPr>
-          <w:lang w:val="en-US"/>
-        </w:rPr>
-        <w:t xml:space="preserve"> char from spirit</w:t>
-      </w:r>
-      <w:r>
-        <w:rPr>
-          <w:lang w:val="en-US"/>
-        </w:rPr>
-        <w:t>, they are twin sisters</w:t>
-      </w:r>
-      <w:r>
-        <w:rPr>
-          <w:lang w:val="en-US"/>
-        </w:rPr>
-        <w:t>,</w:t>
-      </w:r>
-      <w:r>
-        <w:rPr>
-          <w:lang w:val="en-US"/>
-        </w:rPr>
-        <w:t xml:space="preserve"> </w:t>
-      </w:r>
-      <w:r>
-        <w:rPr>
-          <w:lang w:val="en-US"/>
-        </w:rPr>
-        <w:t>spirit cursed from</w:t>
-      </w:r>
-      <w:r>
-        <w:rPr>
-          <w:lang w:val="en-US"/>
-        </w:rPr>
-        <w:t xml:space="preserve"> chalice on a mission from the Hunter Order</w:t>
+        <w:t>Blood chalice gives special abilities, 2nd char from spirit, they are twin sisters, spirit cursed from chalice on a mission from the Hunter Order</w:t>
       </w:r>
     </w:p>
     <w:p>
@@ -146,6 +61,63 @@
           <w:lang w:val="en-US"/>
         </w:rPr>
       </w:pPr>
+    </w:p>
+    <w:p>
+      <w:pPr>
+        <w:rPr>
+          <w:lang w:val="en-US"/>
+        </w:rPr>
+      </w:pPr>
+      <w:r>
+        <w:rPr>
+          <w:lang w:val="en-US"/>
+        </w:rPr>
+        <w:t xml:space="preserve">Chalice has </w:t>
+      </w:r>
+      <w:proofErr w:type="gramStart"/>
+      <w:r>
+        <w:rPr>
+          <w:lang w:val="en-US"/>
+        </w:rPr>
+        <w:t>god</w:t>
+      </w:r>
+      <w:proofErr w:type="gramEnd"/>
+      <w:r>
+        <w:rPr>
+          <w:lang w:val="en-US"/>
+        </w:rPr>
+        <w:t xml:space="preserve"> who wants to be revived in it? And manipulates heroes to kill and give it blood in order to kill off monsters who otherwise </w:t>
+      </w:r>
+      <w:proofErr w:type="spellStart"/>
+      <w:proofErr w:type="gramStart"/>
+      <w:r>
+        <w:rPr>
+          <w:lang w:val="en-US"/>
+        </w:rPr>
+        <w:t>cant</w:t>
+      </w:r>
+      <w:proofErr w:type="spellEnd"/>
+      <w:proofErr w:type="gramEnd"/>
+      <w:r>
+        <w:rPr>
+          <w:lang w:val="en-US"/>
+        </w:rPr>
+        <w:t xml:space="preserve"> be killed? giving blood makes him stronger when he inevitably revives though but heroes </w:t>
+      </w:r>
+      <w:proofErr w:type="spellStart"/>
+      <w:r>
+        <w:rPr>
+          <w:lang w:val="en-US"/>
+        </w:rPr>
+        <w:t>dont</w:t>
+      </w:r>
+      <w:proofErr w:type="spellEnd"/>
+      <w:r>
+        <w:rPr>
+          <w:lang w:val="en-US"/>
+        </w:rPr>
+        <w:t xml:space="preserve"> know this</w:t>
+      </w:r>
     </w:p>
     <w:sectPr>
       <w:pgSz w:w="12240" w:h="15840"/>
@@ -158,7 +130,7 @@
 </file>
 
 <file path=word/styles.xml><?xml version="1.0" encoding="utf-8"?>
-<w:styles xmlns:mc="http://schemas.openxmlformats.org/markup-compatibility/2006" xmlns:r="http://schemas.openxmlformats.org/officeDocument/2006/relationships" xmlns:w="http://schemas.openxmlformats.org/wordprocessingml/2006/main" xmlns:w14="http://schemas.microsoft.com/office/word/2010/wordml" xmlns:w15="http://schemas.microsoft.com/office/word/2012/wordml" xmlns:w16cex="http://schemas.microsoft.com/office/word/2018/wordml/cex" xmlns:w16cid="http://schemas.microsoft.com/office/word/2016/wordml/cid" xmlns:w16="http://schemas.microsoft.com/office/word/2018/wordml" xmlns:w16du="http://schemas.microsoft.com/office/word/2023/wordml/word16du" xmlns:w16sdtdh="http://schemas.microsoft.com/office/word/2020/wordml/sdtdatahash" xmlns:w16sdtfl="http://schemas.microsoft.com/office/word/2024/wordml/sdtformatlock" xmlns:w16se="http://schemas.microsoft.com/office/word/2015/wordml/symex" mc:Ignorable="w14 w15 w16se w16cid w16 w16cex w16sdtdh w16sdtfl w16du">
+<w:styles xmlns:mc="http://schemas.openxmlformats.org/markup-compatibility/2006" xmlns:r="http://schemas.openxmlformats.org/officeDocument/2006/relationships" xmlns:w="http://schemas.openxmlformats.org/wordprocessingml/2006/main" xmlns:w14="http://schemas.microsoft.com/office/word/2010/wordml" xmlns:w15="http://schemas.microsoft.com/office/word/2012/wordml" xmlns:w16cex="http://schemas.microsoft.com/office/word/2018/wordml/cex" xmlns:w16cid="http://schemas.microsoft.com/office/word/2016/wordml/cid" xmlns:w16="http://schemas.microsoft.com/office/word/2018/wordml" xmlns:w16sdtdh="http://schemas.microsoft.com/office/word/2020/wordml/sdtdatahash" xmlns:w16se="http://schemas.microsoft.com/office/word/2015/wordml/symex" mc:Ignorable="w14 w15 w16se w16cid w16 w16cex w16sdtdh">
   <w:docDefaults>
     <w:rPrDefault>
       <w:rPr>

--- a/Misc/Theme & Story.docx
+++ b/Misc/Theme & Story.docx
@@ -117,6 +117,136 @@
           <w:lang w:val="en-US"/>
         </w:rPr>
         <w:t xml:space="preserve"> know this</w:t>
+      </w:r>
+    </w:p>
+    <w:p>
+      <w:pPr>
+        <w:rPr>
+          <w:lang w:val="en-US"/>
+        </w:rPr>
+      </w:pPr>
+    </w:p>
+    <w:p>
+      <w:pPr>
+        <w:rPr>
+          <w:lang w:val="en-US"/>
+        </w:rPr>
+      </w:pPr>
+    </w:p>
+    <w:p>
+      <w:pPr>
+        <w:rPr>
+          <w:lang w:val="en-US"/>
+        </w:rPr>
+      </w:pPr>
+    </w:p>
+    <w:p>
+      <w:pPr>
+        <w:rPr>
+          <w:lang w:val="en-US"/>
+        </w:rPr>
+      </w:pPr>
+    </w:p>
+    <w:p>
+      <w:pPr>
+        <w:rPr>
+          <w:lang w:val="en-US"/>
+        </w:rPr>
+      </w:pPr>
+    </w:p>
+    <w:p>
+      <w:pPr>
+        <w:rPr>
+          <w:lang w:val="en-US"/>
+        </w:rPr>
+      </w:pPr>
+      <w:r>
+        <w:rPr>
+          <w:lang w:val="en-US"/>
+        </w:rPr>
+        <w:t xml:space="preserve">people (various races, this </w:t>
+      </w:r>
+      <w:proofErr w:type="spellStart"/>
+      <w:r>
+        <w:rPr>
+          <w:lang w:val="en-US"/>
+        </w:rPr>
+        <w:t>doesnt</w:t>
+      </w:r>
+      <w:proofErr w:type="spellEnd"/>
+      <w:r>
+        <w:rPr>
+          <w:lang w:val="en-US"/>
+        </w:rPr>
+        <w:t xml:space="preserve"> matter as much for now but we can add various ones later too) are immortal, not invincible. When they die from accidents, violence and other non-natural causes they become monsters (the severed (souls)) that reflect each person's defining aspects. </w:t>
+      </w:r>
+    </w:p>
+    <w:p>
+      <w:pPr>
+        <w:rPr>
+          <w:lang w:val="en-US"/>
+        </w:rPr>
+      </w:pPr>
+    </w:p>
+    <w:p>
+      <w:pPr>
+        <w:rPr>
+          <w:lang w:val="en-US"/>
+        </w:rPr>
+      </w:pPr>
+      <w:r>
+        <w:rPr>
+          <w:lang w:val="en-US"/>
+        </w:rPr>
+        <w:t xml:space="preserve">there is a </w:t>
+      </w:r>
+      <w:proofErr w:type="gramStart"/>
+      <w:r>
+        <w:rPr>
+          <w:lang w:val="en-US"/>
+        </w:rPr>
+        <w:t>hunters</w:t>
+      </w:r>
+      <w:proofErr w:type="gramEnd"/>
+      <w:r>
+        <w:rPr>
+          <w:lang w:val="en-US"/>
+        </w:rPr>
+        <w:t xml:space="preserve"> order that works to clean up monsters that appear, help and prevent outbreaks, clear infestations and generally act as a very loosely organized task force of independent people, sometimes working in pairs or groups, against other dangers (such as magical monsters, hostile organizations, hostile races etc.). </w:t>
+      </w:r>
+    </w:p>
+    <w:p>
+      <w:pPr>
+        <w:rPr>
+          <w:lang w:val="en-US"/>
+        </w:rPr>
+      </w:pPr>
+    </w:p>
+    <w:p>
+      <w:pPr>
+        <w:rPr>
+          <w:lang w:val="en-US"/>
+        </w:rPr>
+      </w:pPr>
+      <w:r>
+        <w:rPr>
+          <w:lang w:val="en-US"/>
+        </w:rPr>
+        <w:t xml:space="preserve">The player(s) is/are part of this order. Sentient beings reached immortality millennia ago by waging a war against the god of death. This however while granting people immortality, caused an unwanted side effect, resulting in people that die through other causes to become monsters, due to the fact that their souls have nowhere to go. not much of this is understood however, maybe it was at some point but its long lost. and the world struggles constantly with overpopulation and monster outbreaks while some groups have gathered to bring back the god of death, some others to find a solution to the </w:t>
+      </w:r>
+      <w:proofErr w:type="spellStart"/>
+      <w:r>
+        <w:rPr>
+          <w:lang w:val="en-US"/>
+        </w:rPr>
+        <w:t>severings</w:t>
+      </w:r>
+      <w:proofErr w:type="spellEnd"/>
+      <w:r>
+        <w:rPr>
+          <w:lang w:val="en-US"/>
+        </w:rPr>
+        <w:t>.</w:t>
       </w:r>
     </w:p>
     <w:sectPr>

--- a/Misc/Theme & Story.docx
+++ b/Misc/Theme & Story.docx
@@ -1,6 +1,6 @@
 
 <file path=word/document.xml><?xml version="1.0" encoding="utf-8"?>
-<w:document xmlns:wpc="http://schemas.microsoft.com/office/word/2010/wordprocessingCanvas" xmlns:cx="http://schemas.microsoft.com/office/drawing/2014/chartex" xmlns:cx1="http://schemas.microsoft.com/office/drawing/2015/9/8/chartex" xmlns:cx2="http://schemas.microsoft.com/office/drawing/2015/10/21/chartex" xmlns:cx3="http://schemas.microsoft.com/office/drawing/2016/5/9/chartex" xmlns:cx4="http://schemas.microsoft.com/office/drawing/2016/5/10/chartex" xmlns:cx5="http://schemas.microsoft.com/office/drawing/2016/5/11/chartex" xmlns:cx6="http://schemas.microsoft.com/office/drawing/2016/5/12/chartex" xmlns:cx7="http://schemas.microsoft.com/office/drawing/2016/5/13/chartex" xmlns:cx8="http://schemas.microsoft.com/office/drawing/2016/5/14/chartex" xmlns:mc="http://schemas.openxmlformats.org/markup-compatibility/2006" xmlns:aink="http://schemas.microsoft.com/office/drawing/2016/ink" xmlns:am3d="http://schemas.microsoft.com/office/drawing/2017/model3d" xmlns:o="urn:schemas-microsoft-com:office:office" xmlns:r="http://schemas.openxmlformats.org/officeDocument/2006/relationships" xmlns:m="http://schemas.openxmlformats.org/officeDocument/2006/math" xmlns:v="urn:schemas-microsoft-com:vml" xmlns:wp14="http://schemas.microsoft.com/office/word/2010/wordprocessingDrawing" xmlns:wp="http://schemas.openxmlformats.org/drawingml/2006/wordprocessingDrawing" xmlns:w10="urn:schemas-microsoft-com:office:word" xmlns:w="http://schemas.openxmlformats.org/wordprocessingml/2006/main" xmlns:w14="http://schemas.microsoft.com/office/word/2010/wordml" xmlns:w15="http://schemas.microsoft.com/office/word/2012/wordml" xmlns:w16cex="http://schemas.microsoft.com/office/word/2018/wordml/cex" xmlns:w16cid="http://schemas.microsoft.com/office/word/2016/wordml/cid" xmlns:w16="http://schemas.microsoft.com/office/word/2018/wordml" xmlns:w16sdtdh="http://schemas.microsoft.com/office/word/2020/wordml/sdtdatahash" xmlns:w16se="http://schemas.microsoft.com/office/word/2015/wordml/symex" xmlns:wpg="http://schemas.microsoft.com/office/word/2010/wordprocessingGroup" xmlns:wpi="http://schemas.microsoft.com/office/word/2010/wordprocessingInk" xmlns:wne="http://schemas.microsoft.com/office/word/2006/wordml" xmlns:wps="http://schemas.microsoft.com/office/word/2010/wordprocessingShape" mc:Ignorable="w14 w15 w16se w16cid w16 w16cex w16sdtdh wp14">
+<w:document xmlns:wpc="http://schemas.microsoft.com/office/word/2010/wordprocessingCanvas" xmlns:cx="http://schemas.microsoft.com/office/drawing/2014/chartex" xmlns:cx1="http://schemas.microsoft.com/office/drawing/2015/9/8/chartex" xmlns:cx2="http://schemas.microsoft.com/office/drawing/2015/10/21/chartex" xmlns:cx3="http://schemas.microsoft.com/office/drawing/2016/5/9/chartex" xmlns:cx4="http://schemas.microsoft.com/office/drawing/2016/5/10/chartex" xmlns:cx5="http://schemas.microsoft.com/office/drawing/2016/5/11/chartex" xmlns:cx6="http://schemas.microsoft.com/office/drawing/2016/5/12/chartex" xmlns:cx7="http://schemas.microsoft.com/office/drawing/2016/5/13/chartex" xmlns:cx8="http://schemas.microsoft.com/office/drawing/2016/5/14/chartex" xmlns:mc="http://schemas.openxmlformats.org/markup-compatibility/2006" xmlns:aink="http://schemas.microsoft.com/office/drawing/2016/ink" xmlns:am3d="http://schemas.microsoft.com/office/drawing/2017/model3d" xmlns:o="urn:schemas-microsoft-com:office:office" xmlns:oel="http://schemas.microsoft.com/office/2019/extlst" xmlns:r="http://schemas.openxmlformats.org/officeDocument/2006/relationships" xmlns:m="http://schemas.openxmlformats.org/officeDocument/2006/math" xmlns:v="urn:schemas-microsoft-com:vml" xmlns:wp14="http://schemas.microsoft.com/office/word/2010/wordprocessingDrawing" xmlns:wp="http://schemas.openxmlformats.org/drawingml/2006/wordprocessingDrawing" xmlns:w10="urn:schemas-microsoft-com:office:word" xmlns:w="http://schemas.openxmlformats.org/wordprocessingml/2006/main" xmlns:w14="http://schemas.microsoft.com/office/word/2010/wordml" xmlns:w15="http://schemas.microsoft.com/office/word/2012/wordml" xmlns:w16cex="http://schemas.microsoft.com/office/word/2018/wordml/cex" xmlns:w16cid="http://schemas.microsoft.com/office/word/2016/wordml/cid" xmlns:w16="http://schemas.microsoft.com/office/word/2018/wordml" xmlns:w16du="http://schemas.microsoft.com/office/word/2023/wordml/word16du" xmlns:w16sdtdh="http://schemas.microsoft.com/office/word/2020/wordml/sdtdatahash" xmlns:w16sdtfl="http://schemas.microsoft.com/office/word/2024/wordml/sdtformatlock" xmlns:w16se="http://schemas.microsoft.com/office/word/2015/wordml/symex" xmlns:wpg="http://schemas.microsoft.com/office/word/2010/wordprocessingGroup" xmlns:wpi="http://schemas.microsoft.com/office/word/2010/wordprocessingInk" xmlns:wne="http://schemas.microsoft.com/office/word/2006/wordml" xmlns:wps="http://schemas.microsoft.com/office/word/2010/wordprocessingShape" mc:Ignorable="w14 w15 w16se w16cid w16 w16cex w16sdtdh w16sdtfl w16du wp14">
   <w:body>
     <w:p>
       <w:pPr>
@@ -132,13 +132,226 @@
           <w:lang w:val="en-US"/>
         </w:rPr>
       </w:pPr>
-    </w:p>
-    <w:p>
-      <w:pPr>
-        <w:rPr>
-          <w:lang w:val="en-US"/>
-        </w:rPr>
-      </w:pPr>
+      <w:r>
+        <w:rPr>
+          <w:noProof/>
+          <w:lang w:val="en-US"/>
+        </w:rPr>
+        <mc:AlternateContent>
+          <mc:Choice Requires="wpi">
+            <w:drawing>
+              <wp:anchor distT="0" distB="0" distL="114300" distR="114300" simplePos="0" relativeHeight="251661312" behindDoc="0" locked="0" layoutInCell="1" allowOverlap="1" wp14:anchorId="3E9B56FC" wp14:editId="2D9FAE70">
+                <wp:simplePos x="0" y="0"/>
+                <wp:positionH relativeFrom="column">
+                  <wp:posOffset>1040390</wp:posOffset>
+                </wp:positionH>
+                <wp:positionV relativeFrom="paragraph">
+                  <wp:posOffset>613935</wp:posOffset>
+                </wp:positionV>
+                <wp:extent cx="10800" cy="9360"/>
+                <wp:effectExtent l="38100" t="38100" r="27305" b="29210"/>
+                <wp:wrapNone/>
+                <wp:docPr id="1288377676" name="Ink 4"/>
+                <wp:cNvGraphicFramePr>
+                  <a:graphicFrameLocks xmlns:a="http://schemas.openxmlformats.org/drawingml/2006/main"/>
+                </wp:cNvGraphicFramePr>
+                <a:graphic xmlns:a="http://schemas.openxmlformats.org/drawingml/2006/main">
+                  <a:graphicData uri="http://schemas.microsoft.com/office/word/2010/wordprocessingInk">
+                    <w14:contentPart bwMode="auto" r:id="rId4">
+                      <w14:nvContentPartPr>
+                        <w14:cNvContentPartPr>
+                          <a14:cpLocks xmlns:a14="http://schemas.microsoft.com/office/drawing/2010/main" noRot="1"/>
+                        </w14:cNvContentPartPr>
+                      </w14:nvContentPartPr>
+                      <w14:xfrm>
+                        <a:off x="0" y="0"/>
+                        <a:ext cx="10800" cy="9360"/>
+                      </w14:xfrm>
+                    </w14:contentPart>
+                  </a:graphicData>
+                </a:graphic>
+              </wp:anchor>
+            </w:drawing>
+          </mc:Choice>
+          <mc:Fallback>
+            <w:pict>
+              <v:shapetype w14:anchorId="73F0318C" id="_x0000_t75" coordsize="21600,21600" o:spt="75" o:preferrelative="t" path="m@4@5l@4@11@9@11@9@5xe" filled="f" stroked="f">
+                <v:stroke joinstyle="miter"/>
+                <v:formulas>
+                  <v:f eqn="if lineDrawn pixelLineWidth 0"/>
+                  <v:f eqn="sum @0 1 0"/>
+                  <v:f eqn="sum 0 0 @1"/>
+                  <v:f eqn="prod @2 1 2"/>
+                  <v:f eqn="prod @3 21600 pixelWidth"/>
+                  <v:f eqn="prod @3 21600 pixelHeight"/>
+                  <v:f eqn="sum @0 0 1"/>
+                  <v:f eqn="prod @6 1 2"/>
+                  <v:f eqn="prod @7 21600 pixelWidth"/>
+                  <v:f eqn="sum @8 21600 0"/>
+                  <v:f eqn="prod @7 21600 pixelHeight"/>
+                  <v:f eqn="sum @10 21600 0"/>
+                </v:formulas>
+                <v:path o:extrusionok="f" gradientshapeok="t" o:connecttype="rect"/>
+                <o:lock v:ext="edit" aspectratio="t"/>
+              </v:shapetype>
+              <v:shape id="Ink 4" o:spid="_x0000_s1026" type="#_x0000_t75" style="position:absolute;margin-left:81.4pt;margin-top:47.85pt;width:1.8pt;height:1.75pt;z-index:251661312;visibility:visible;mso-wrap-style:square;mso-wrap-distance-left:9pt;mso-wrap-distance-top:0;mso-wrap-distance-right:9pt;mso-wrap-distance-bottom:0;mso-position-horizontal:absolute;mso-position-horizontal-relative:text;mso-position-vertical:absolute;mso-position-vertical-relative:text" o:gfxdata="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">
+                <v:imagedata r:id="rId5" o:title=""/>
+                <o:lock v:ext="edit" rotation="t" aspectratio="f"/>
+              </v:shape>
+            </w:pict>
+          </mc:Fallback>
+        </mc:AlternateContent>
+      </w:r>
+      <w:r>
+        <w:rPr>
+          <w:noProof/>
+          <w:lang w:val="en-US"/>
+        </w:rPr>
+        <mc:AlternateContent>
+          <mc:Choice Requires="wpi">
+            <w:drawing>
+              <wp:anchor distT="0" distB="0" distL="114300" distR="114300" simplePos="0" relativeHeight="251660288" behindDoc="0" locked="0" layoutInCell="1" allowOverlap="1" wp14:anchorId="1A166A7B" wp14:editId="0F53AC3D">
+                <wp:simplePos x="0" y="0"/>
+                <wp:positionH relativeFrom="column">
+                  <wp:posOffset>1036070</wp:posOffset>
+                </wp:positionH>
+                <wp:positionV relativeFrom="paragraph">
+                  <wp:posOffset>671895</wp:posOffset>
+                </wp:positionV>
+                <wp:extent cx="11880" cy="9360"/>
+                <wp:effectExtent l="38100" t="38100" r="26670" b="29210"/>
+                <wp:wrapNone/>
+                <wp:docPr id="335996577" name="Ink 3"/>
+                <wp:cNvGraphicFramePr>
+                  <a:graphicFrameLocks xmlns:a="http://schemas.openxmlformats.org/drawingml/2006/main"/>
+                </wp:cNvGraphicFramePr>
+                <a:graphic xmlns:a="http://schemas.openxmlformats.org/drawingml/2006/main">
+                  <a:graphicData uri="http://schemas.microsoft.com/office/word/2010/wordprocessingInk">
+                    <w14:contentPart bwMode="auto" r:id="rId6">
+                      <w14:nvContentPartPr>
+                        <w14:cNvContentPartPr>
+                          <a14:cpLocks xmlns:a14="http://schemas.microsoft.com/office/drawing/2010/main" noRot="1"/>
+                        </w14:cNvContentPartPr>
+                      </w14:nvContentPartPr>
+                      <w14:xfrm>
+                        <a:off x="0" y="0"/>
+                        <a:ext cx="11880" cy="9360"/>
+                      </w14:xfrm>
+                    </w14:contentPart>
+                  </a:graphicData>
+                </a:graphic>
+              </wp:anchor>
+            </w:drawing>
+          </mc:Choice>
+          <mc:Fallback>
+            <w:pict>
+              <v:shape w14:anchorId="59EF57E1" id="Ink 3" o:spid="_x0000_s1026" type="#_x0000_t75" style="position:absolute;margin-left:81.1pt;margin-top:52.4pt;width:1.95pt;height:1.75pt;z-index:251660288;visibility:visible;mso-wrap-style:square;mso-wrap-distance-left:9pt;mso-wrap-distance-top:0;mso-wrap-distance-right:9pt;mso-wrap-distance-bottom:0;mso-position-horizontal:absolute;mso-position-horizontal-relative:text;mso-position-vertical:absolute;mso-position-vertical-relative:text" o:gfxdata="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">
+                <v:imagedata r:id="rId7" o:title=""/>
+                <o:lock v:ext="edit" rotation="t" aspectratio="f"/>
+              </v:shape>
+            </w:pict>
+          </mc:Fallback>
+        </mc:AlternateContent>
+      </w:r>
+      <w:r>
+        <w:rPr>
+          <w:noProof/>
+          <w:lang w:val="en-US"/>
+        </w:rPr>
+        <mc:AlternateContent>
+          <mc:Choice Requires="wpi">
+            <w:drawing>
+              <wp:anchor distT="0" distB="0" distL="114300" distR="114300" simplePos="0" relativeHeight="251659264" behindDoc="0" locked="0" layoutInCell="1" allowOverlap="1" wp14:anchorId="440B9839" wp14:editId="478E7A93">
+                <wp:simplePos x="0" y="0"/>
+                <wp:positionH relativeFrom="column">
+                  <wp:posOffset>953990</wp:posOffset>
+                </wp:positionH>
+                <wp:positionV relativeFrom="paragraph">
+                  <wp:posOffset>635175</wp:posOffset>
+                </wp:positionV>
+                <wp:extent cx="18000" cy="10080"/>
+                <wp:effectExtent l="38100" t="38100" r="20320" b="28575"/>
+                <wp:wrapNone/>
+                <wp:docPr id="2110573790" name="Ink 2"/>
+                <wp:cNvGraphicFramePr>
+                  <a:graphicFrameLocks xmlns:a="http://schemas.openxmlformats.org/drawingml/2006/main"/>
+                </wp:cNvGraphicFramePr>
+                <a:graphic xmlns:a="http://schemas.openxmlformats.org/drawingml/2006/main">
+                  <a:graphicData uri="http://schemas.microsoft.com/office/word/2010/wordprocessingInk">
+                    <w14:contentPart bwMode="auto" r:id="rId8">
+                      <w14:nvContentPartPr>
+                        <w14:cNvContentPartPr>
+                          <a14:cpLocks xmlns:a14="http://schemas.microsoft.com/office/drawing/2010/main" noRot="1"/>
+                        </w14:cNvContentPartPr>
+                      </w14:nvContentPartPr>
+                      <w14:xfrm>
+                        <a:off x="0" y="0"/>
+                        <a:ext cx="18000" cy="10080"/>
+                      </w14:xfrm>
+                    </w14:contentPart>
+                  </a:graphicData>
+                </a:graphic>
+              </wp:anchor>
+            </w:drawing>
+          </mc:Choice>
+          <mc:Fallback>
+            <w:pict>
+              <v:shape w14:anchorId="55F70248" id="Ink 2" o:spid="_x0000_s1026" type="#_x0000_t75" style="position:absolute;margin-left:74.6pt;margin-top:49.5pt;width:2.4pt;height:1.8pt;z-index:251659264;visibility:visible;mso-wrap-style:square;mso-wrap-distance-left:9pt;mso-wrap-distance-top:0;mso-wrap-distance-right:9pt;mso-wrap-distance-bottom:0;mso-position-horizontal:absolute;mso-position-horizontal-relative:text;mso-position-vertical:absolute;mso-position-vertical-relative:text" o:gfxdata="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">
+                <v:imagedata r:id="rId9" o:title=""/>
+                <o:lock v:ext="edit" rotation="t" aspectratio="f"/>
+              </v:shape>
+            </w:pict>
+          </mc:Fallback>
+        </mc:AlternateContent>
+      </w:r>
+      <w:r>
+        <w:rPr>
+          <w:lang w:val="en-US"/>
+        </w:rPr>
+        <w:t xml:space="preserve">Chalice / </w:t>
+      </w:r>
+      <w:proofErr w:type="gramStart"/>
+      <w:r>
+        <w:rPr>
+          <w:lang w:val="en-US"/>
+        </w:rPr>
+        <w:t>god</w:t>
+      </w:r>
+      <w:proofErr w:type="gramEnd"/>
+      <w:r>
+        <w:rPr>
+          <w:lang w:val="en-US"/>
+        </w:rPr>
+        <w:t xml:space="preserve"> makes players and anyone he tries to finish of fight his minions because </w:t>
+      </w:r>
+      <w:proofErr w:type="spellStart"/>
+      <w:r>
+        <w:rPr>
+          <w:lang w:val="en-US"/>
+        </w:rPr>
+        <w:t>hes</w:t>
+      </w:r>
+      <w:proofErr w:type="spellEnd"/>
+      <w:r>
+        <w:rPr>
+          <w:lang w:val="en-US"/>
+        </w:rPr>
+        <w:t xml:space="preserve"> too weak to instantly grant death at the moment. His minions are a manifestation of his weakened power. Giving blood of someone, makes a way harder fight in his “underworld”. This is something he does automatically and involuntarily when someone dies. Anyone who escapes is revived because causality needs to ensure they are either dead or alive and surviving the underworld is neither. The causality part is not known to people or the god himself, nobody is sure why a dismembered head reattaches for example. He does try to weaken the minions as the player characters are useful to him but </w:t>
+      </w:r>
+      <w:proofErr w:type="gramStart"/>
+      <w:r>
+        <w:rPr>
+          <w:lang w:val="en-US"/>
+        </w:rPr>
+        <w:t>its</w:t>
+      </w:r>
+      <w:proofErr w:type="gramEnd"/>
+      <w:r>
+        <w:rPr>
+          <w:lang w:val="en-US"/>
+        </w:rPr>
+        <w:t xml:space="preserve"> something that inevitably comes with his existence. The more players decide to permanently kill bosses the more powerful the underworld (and the last boss fight if they don’t side with the god at the end of the game) becomes.  </w:t>
+      </w:r>
     </w:p>
     <w:p>
       <w:pPr>
@@ -260,7 +473,7 @@
 </file>
 
 <file path=word/styles.xml><?xml version="1.0" encoding="utf-8"?>
-<w:styles xmlns:mc="http://schemas.openxmlformats.org/markup-compatibility/2006" xmlns:r="http://schemas.openxmlformats.org/officeDocument/2006/relationships" xmlns:w="http://schemas.openxmlformats.org/wordprocessingml/2006/main" xmlns:w14="http://schemas.microsoft.com/office/word/2010/wordml" xmlns:w15="http://schemas.microsoft.com/office/word/2012/wordml" xmlns:w16cex="http://schemas.microsoft.com/office/word/2018/wordml/cex" xmlns:w16cid="http://schemas.microsoft.com/office/word/2016/wordml/cid" xmlns:w16="http://schemas.microsoft.com/office/word/2018/wordml" xmlns:w16sdtdh="http://schemas.microsoft.com/office/word/2020/wordml/sdtdatahash" xmlns:w16se="http://schemas.microsoft.com/office/word/2015/wordml/symex" mc:Ignorable="w14 w15 w16se w16cid w16 w16cex w16sdtdh">
+<w:styles xmlns:mc="http://schemas.openxmlformats.org/markup-compatibility/2006" xmlns:r="http://schemas.openxmlformats.org/officeDocument/2006/relationships" xmlns:w="http://schemas.openxmlformats.org/wordprocessingml/2006/main" xmlns:w14="http://schemas.microsoft.com/office/word/2010/wordml" xmlns:w15="http://schemas.microsoft.com/office/word/2012/wordml" xmlns:w16cex="http://schemas.microsoft.com/office/word/2018/wordml/cex" xmlns:w16cid="http://schemas.microsoft.com/office/word/2016/wordml/cid" xmlns:w16="http://schemas.microsoft.com/office/word/2018/wordml" xmlns:w16du="http://schemas.microsoft.com/office/word/2023/wordml/word16du" xmlns:w16sdtdh="http://schemas.microsoft.com/office/word/2020/wordml/sdtdatahash" xmlns:w16sdtfl="http://schemas.microsoft.com/office/word/2024/wordml/sdtformatlock" xmlns:w16se="http://schemas.microsoft.com/office/word/2015/wordml/symex" mc:Ignorable="w14 w15 w16se w16cid w16 w16cex w16sdtdh w16sdtfl w16du">
   <w:docDefaults>
     <w:rPrDefault>
       <w:rPr>
@@ -1189,6 +1402,99 @@
 </w:styles>
 </file>
 
+<file path=word/ink/ink1.xml><?xml version="1.0" encoding="utf-8"?>
+<inkml:ink xmlns:inkml="http://www.w3.org/2003/InkML">
+  <inkml:definitions>
+    <inkml:context xml:id="ctx0">
+      <inkml:inkSource xml:id="inkSrc0">
+        <inkml:traceFormat>
+          <inkml:channel name="X" type="integer" min="-2.14748E9" max="2.14748E9" units="cm"/>
+          <inkml:channel name="Y" type="integer" min="-2.14748E9" max="2.14748E9" units="cm"/>
+          <inkml:channel name="F" type="integer" max="32767" units="dev"/>
+          <inkml:channel name="OA" type="integer" max="360" units="deg"/>
+          <inkml:channel name="OE" type="integer" max="90" units="deg"/>
+        </inkml:traceFormat>
+        <inkml:channelProperties>
+          <inkml:channelProperty channel="X" name="resolution" value="1000" units="1/cm"/>
+          <inkml:channelProperty channel="Y" name="resolution" value="1000" units="1/cm"/>
+          <inkml:channelProperty channel="F" name="resolution" value="0" units="1/dev"/>
+          <inkml:channelProperty channel="OA" name="resolution" value="1000" units="1/deg"/>
+          <inkml:channelProperty channel="OE" name="resolution" value="1000" units="1/deg"/>
+        </inkml:channelProperties>
+      </inkml:inkSource>
+      <inkml:timestamp xml:id="ts0" timeString="2026-03-16T15:26:20.279"/>
+    </inkml:context>
+    <inkml:brush xml:id="br0">
+      <inkml:brushProperty name="width" value="0.035" units="cm"/>
+      <inkml:brushProperty name="height" value="0.035" units="cm"/>
+    </inkml:brush>
+  </inkml:definitions>
+  <inkml:trace contextRef="#ctx0" brushRef="#br0">16 1 244 0 0,'0'0'7985'0'0,"-16"22"-8213"0"0,45-19-2961 0 0</inkml:trace>
+</inkml:ink>
+</file>
+
+<file path=word/ink/ink2.xml><?xml version="1.0" encoding="utf-8"?>
+<inkml:ink xmlns:inkml="http://www.w3.org/2003/InkML">
+  <inkml:definitions>
+    <inkml:context xml:id="ctx0">
+      <inkml:inkSource xml:id="inkSrc0">
+        <inkml:traceFormat>
+          <inkml:channel name="X" type="integer" min="-2.14748E9" max="2.14748E9" units="cm"/>
+          <inkml:channel name="Y" type="integer" min="-2.14748E9" max="2.14748E9" units="cm"/>
+          <inkml:channel name="F" type="integer" max="32767" units="dev"/>
+          <inkml:channel name="OA" type="integer" max="360" units="deg"/>
+          <inkml:channel name="OE" type="integer" max="90" units="deg"/>
+        </inkml:traceFormat>
+        <inkml:channelProperties>
+          <inkml:channelProperty channel="X" name="resolution" value="1000" units="1/cm"/>
+          <inkml:channelProperty channel="Y" name="resolution" value="1000" units="1/cm"/>
+          <inkml:channelProperty channel="F" name="resolution" value="0" units="1/dev"/>
+          <inkml:channelProperty channel="OA" name="resolution" value="1000" units="1/deg"/>
+          <inkml:channelProperty channel="OE" name="resolution" value="1000" units="1/deg"/>
+        </inkml:channelProperties>
+      </inkml:inkSource>
+      <inkml:timestamp xml:id="ts0" timeString="2026-03-16T15:26:19.749"/>
+    </inkml:context>
+    <inkml:brush xml:id="br0">
+      <inkml:brushProperty name="width" value="0.035" units="cm"/>
+      <inkml:brushProperty name="height" value="0.035" units="cm"/>
+    </inkml:brush>
+  </inkml:definitions>
+  <inkml:trace contextRef="#ctx0" brushRef="#br0">32 0 112 0 0,'0'0'1544'0'0,"-20"15"172"0"0,9-5-960 0 0</inkml:trace>
+</inkml:ink>
+</file>
+
+<file path=word/ink/ink3.xml><?xml version="1.0" encoding="utf-8"?>
+<inkml:ink xmlns:inkml="http://www.w3.org/2003/InkML">
+  <inkml:definitions>
+    <inkml:context xml:id="ctx0">
+      <inkml:inkSource xml:id="inkSrc0">
+        <inkml:traceFormat>
+          <inkml:channel name="X" type="integer" min="-2.14748E9" max="2.14748E9" units="cm"/>
+          <inkml:channel name="Y" type="integer" min="-2.14748E9" max="2.14748E9" units="cm"/>
+          <inkml:channel name="F" type="integer" max="32767" units="dev"/>
+          <inkml:channel name="OA" type="integer" max="360" units="deg"/>
+          <inkml:channel name="OE" type="integer" max="90" units="deg"/>
+        </inkml:traceFormat>
+        <inkml:channelProperties>
+          <inkml:channelProperty channel="X" name="resolution" value="1000" units="1/cm"/>
+          <inkml:channelProperty channel="Y" name="resolution" value="1000" units="1/cm"/>
+          <inkml:channelProperty channel="F" name="resolution" value="0" units="1/dev"/>
+          <inkml:channelProperty channel="OA" name="resolution" value="1000" units="1/deg"/>
+          <inkml:channelProperty channel="OE" name="resolution" value="1000" units="1/deg"/>
+        </inkml:channelProperties>
+      </inkml:inkSource>
+      <inkml:timestamp xml:id="ts0" timeString="2026-03-16T15:26:18.970"/>
+    </inkml:context>
+    <inkml:brush xml:id="br0">
+      <inkml:brushProperty name="width" value="0.035" units="cm"/>
+      <inkml:brushProperty name="height" value="0.035" units="cm"/>
+    </inkml:brush>
+  </inkml:definitions>
+  <inkml:trace contextRef="#ctx0" brushRef="#br0">50 1 172 0 0,'0'0'2472'0'0,"-27"7"361"0"0,11 3-1869 0 0,9 0-1108 0 0</inkml:trace>
+</inkml:ink>
+</file>
+
 <file path=word/theme/theme1.xml><?xml version="1.0" encoding="utf-8"?>
 <a:theme xmlns:a="http://schemas.openxmlformats.org/drawingml/2006/main" name="Office Theme">
   <a:themeElements>

--- a/Misc/Theme & Story.docx
+++ b/Misc/Theme & Story.docx
@@ -135,174 +135,41 @@
       <w:r>
         <w:rPr>
           <w:noProof/>
-          <w:lang w:val="en-US"/>
-        </w:rPr>
-        <mc:AlternateContent>
-          <mc:Choice Requires="wpi">
-            <w:drawing>
-              <wp:anchor distT="0" distB="0" distL="114300" distR="114300" simplePos="0" relativeHeight="251661312" behindDoc="0" locked="0" layoutInCell="1" allowOverlap="1" wp14:anchorId="3E9B56FC" wp14:editId="2D9FAE70">
-                <wp:simplePos x="0" y="0"/>
-                <wp:positionH relativeFrom="column">
-                  <wp:posOffset>1040390</wp:posOffset>
-                </wp:positionH>
-                <wp:positionV relativeFrom="paragraph">
-                  <wp:posOffset>613935</wp:posOffset>
-                </wp:positionV>
-                <wp:extent cx="10800" cy="9360"/>
-                <wp:effectExtent l="38100" t="38100" r="27305" b="29210"/>
-                <wp:wrapNone/>
-                <wp:docPr id="1288377676" name="Ink 4"/>
-                <wp:cNvGraphicFramePr>
-                  <a:graphicFrameLocks xmlns:a="http://schemas.openxmlformats.org/drawingml/2006/main"/>
-                </wp:cNvGraphicFramePr>
-                <a:graphic xmlns:a="http://schemas.openxmlformats.org/drawingml/2006/main">
-                  <a:graphicData uri="http://schemas.microsoft.com/office/word/2010/wordprocessingInk">
-                    <w14:contentPart bwMode="auto" r:id="rId4">
-                      <w14:nvContentPartPr>
-                        <w14:cNvContentPartPr>
-                          <a14:cpLocks xmlns:a14="http://schemas.microsoft.com/office/drawing/2010/main" noRot="1"/>
-                        </w14:cNvContentPartPr>
-                      </w14:nvContentPartPr>
-                      <w14:xfrm>
-                        <a:off x="0" y="0"/>
-                        <a:ext cx="10800" cy="9360"/>
-                      </w14:xfrm>
-                    </w14:contentPart>
-                  </a:graphicData>
-                </a:graphic>
-              </wp:anchor>
-            </w:drawing>
-          </mc:Choice>
-          <mc:Fallback>
-            <w:pict>
-              <v:shapetype w14:anchorId="73F0318C" id="_x0000_t75" coordsize="21600,21600" o:spt="75" o:preferrelative="t" path="m@4@5l@4@11@9@11@9@5xe" filled="f" stroked="f">
-                <v:stroke joinstyle="miter"/>
-                <v:formulas>
-                  <v:f eqn="if lineDrawn pixelLineWidth 0"/>
-                  <v:f eqn="sum @0 1 0"/>
-                  <v:f eqn="sum 0 0 @1"/>
-                  <v:f eqn="prod @2 1 2"/>
-                  <v:f eqn="prod @3 21600 pixelWidth"/>
-                  <v:f eqn="prod @3 21600 pixelHeight"/>
-                  <v:f eqn="sum @0 0 1"/>
-                  <v:f eqn="prod @6 1 2"/>
-                  <v:f eqn="prod @7 21600 pixelWidth"/>
-                  <v:f eqn="sum @8 21600 0"/>
-                  <v:f eqn="prod @7 21600 pixelHeight"/>
-                  <v:f eqn="sum @10 21600 0"/>
-                </v:formulas>
-                <v:path o:extrusionok="f" gradientshapeok="t" o:connecttype="rect"/>
-                <o:lock v:ext="edit" aspectratio="t"/>
-              </v:shapetype>
-              <v:shape id="Ink 4" o:spid="_x0000_s1026" type="#_x0000_t75" style="position:absolute;margin-left:81.4pt;margin-top:47.85pt;width:1.8pt;height:1.75pt;z-index:251661312;visibility:visible;mso-wrap-style:square;mso-wrap-distance-left:9pt;mso-wrap-distance-top:0;mso-wrap-distance-right:9pt;mso-wrap-distance-bottom:0;mso-position-horizontal:absolute;mso-position-horizontal-relative:text;mso-position-vertical:absolute;mso-position-vertical-relative:text" o:gfxdata="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">
-                <v:imagedata r:id="rId5" o:title=""/>
-                <o:lock v:ext="edit" rotation="t" aspectratio="f"/>
-              </v:shape>
-            </w:pict>
-          </mc:Fallback>
-        </mc:AlternateContent>
+        </w:rPr>
+        <w:pict w14:anchorId="06B0FFAE">
+          <v:rect id="Ink 4" o:spid="_x0000_s1028" style="position:absolute;margin-left:81.4pt;margin-top:47.85pt;width:1.8pt;height:1.75pt;z-index:251661312;visibility:visible;mso-wrap-style:square;mso-wrap-distance-left:9pt;mso-wrap-distance-top:0;mso-wrap-distance-right:9pt;mso-wrap-distance-bottom:0;mso-position-horizontal:absolute;mso-position-horizontal-relative:text;mso-position-vertical:absolute;mso-position-vertical-relative:text" coordorigin=",1" coordsize="30,26" filled="f" strokeweight=".35mm">
+            <v:stroke endcap="round"/>
+            <v:path shadowok="f" o:extrusionok="f" fillok="f" insetpenok="f"/>
+            <o:lock v:ext="edit" rotation="t" text="t"/>
+            <o:ink i="AIgBHQIEBAEQWM9UiuaXxU+PBvi60uGbIgMGSBBFI0YjBQU4PT4LZBk3MgqBx///D4DH//8PMwqB&#10;x///D4DH//8POAkA/v8DAAAAAAA9CADQBQMAAHpEPggAtAEDAAB6RAooBIePR+P1gIeAQGVSUIfg&#10;ZvFXx4uqfAtCggCCAAoAESBwCIA9WbXcAb==&#10;" annotation="t"/>
+          </v:rect>
+        </w:pict>
       </w:r>
       <w:r>
         <w:rPr>
           <w:noProof/>
-          <w:lang w:val="en-US"/>
-        </w:rPr>
-        <mc:AlternateContent>
-          <mc:Choice Requires="wpi">
-            <w:drawing>
-              <wp:anchor distT="0" distB="0" distL="114300" distR="114300" simplePos="0" relativeHeight="251660288" behindDoc="0" locked="0" layoutInCell="1" allowOverlap="1" wp14:anchorId="1A166A7B" wp14:editId="0F53AC3D">
-                <wp:simplePos x="0" y="0"/>
-                <wp:positionH relativeFrom="column">
-                  <wp:posOffset>1036070</wp:posOffset>
-                </wp:positionH>
-                <wp:positionV relativeFrom="paragraph">
-                  <wp:posOffset>671895</wp:posOffset>
-                </wp:positionV>
-                <wp:extent cx="11880" cy="9360"/>
-                <wp:effectExtent l="38100" t="38100" r="26670" b="29210"/>
-                <wp:wrapNone/>
-                <wp:docPr id="335996577" name="Ink 3"/>
-                <wp:cNvGraphicFramePr>
-                  <a:graphicFrameLocks xmlns:a="http://schemas.openxmlformats.org/drawingml/2006/main"/>
-                </wp:cNvGraphicFramePr>
-                <a:graphic xmlns:a="http://schemas.openxmlformats.org/drawingml/2006/main">
-                  <a:graphicData uri="http://schemas.microsoft.com/office/word/2010/wordprocessingInk">
-                    <w14:contentPart bwMode="auto" r:id="rId6">
-                      <w14:nvContentPartPr>
-                        <w14:cNvContentPartPr>
-                          <a14:cpLocks xmlns:a14="http://schemas.microsoft.com/office/drawing/2010/main" noRot="1"/>
-                        </w14:cNvContentPartPr>
-                      </w14:nvContentPartPr>
-                      <w14:xfrm>
-                        <a:off x="0" y="0"/>
-                        <a:ext cx="11880" cy="9360"/>
-                      </w14:xfrm>
-                    </w14:contentPart>
-                  </a:graphicData>
-                </a:graphic>
-              </wp:anchor>
-            </w:drawing>
-          </mc:Choice>
-          <mc:Fallback>
-            <w:pict>
-              <v:shape w14:anchorId="59EF57E1" id="Ink 3" o:spid="_x0000_s1026" type="#_x0000_t75" style="position:absolute;margin-left:81.1pt;margin-top:52.4pt;width:1.95pt;height:1.75pt;z-index:251660288;visibility:visible;mso-wrap-style:square;mso-wrap-distance-left:9pt;mso-wrap-distance-top:0;mso-wrap-distance-right:9pt;mso-wrap-distance-bottom:0;mso-position-horizontal:absolute;mso-position-horizontal-relative:text;mso-position-vertical:absolute;mso-position-vertical-relative:text" o:gfxdata="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">
-                <v:imagedata r:id="rId7" o:title=""/>
-                <o:lock v:ext="edit" rotation="t" aspectratio="f"/>
-              </v:shape>
-            </w:pict>
-          </mc:Fallback>
-        </mc:AlternateContent>
+        </w:rPr>
+        <w:pict w14:anchorId="4EE521FF">
+          <v:rect id="Ink 3" o:spid="_x0000_s1027" style="position:absolute;margin-left:81.1pt;margin-top:52.4pt;width:2pt;height:1.75pt;z-index:251660288;visibility:visible;mso-wrap-style:square;mso-wrap-distance-left:9pt;mso-wrap-distance-top:0;mso-wrap-distance-right:9pt;mso-wrap-distance-bottom:0;mso-position-horizontal:absolute;mso-position-horizontal-relative:text;mso-position-vertical:absolute;mso-position-vertical-relative:text" coordorigin="1" coordsize="32,26" filled="f" strokeweight=".35mm">
+            <v:stroke endcap="round"/>
+            <v:path shadowok="f" o:extrusionok="f" fillok="f" insetpenok="f"/>
+            <o:lock v:ext="edit" rotation="t" text="t"/>
+            <o:ink i="AIIBHQIEBAEQWM9UiuaXxU+PBvi60uGbIgMGSBBFI0YjBQU4PT4LZBk3MgqBx///D4DH//8PMwqB&#10;x///D4DH//8POAkA/v8DAAAAAAA9CADQBQMAAHpEPggAtAEDAAB6RAoiBIa+v6eQhiciQIfL3TXb&#10;W5f8ggCCAAoAESBQKS89WbXcAb==&#10;" annotation="t"/>
+          </v:rect>
+        </w:pict>
       </w:r>
       <w:r>
         <w:rPr>
           <w:noProof/>
-          <w:lang w:val="en-US"/>
-        </w:rPr>
-        <mc:AlternateContent>
-          <mc:Choice Requires="wpi">
-            <w:drawing>
-              <wp:anchor distT="0" distB="0" distL="114300" distR="114300" simplePos="0" relativeHeight="251659264" behindDoc="0" locked="0" layoutInCell="1" allowOverlap="1" wp14:anchorId="440B9839" wp14:editId="478E7A93">
-                <wp:simplePos x="0" y="0"/>
-                <wp:positionH relativeFrom="column">
-                  <wp:posOffset>953990</wp:posOffset>
-                </wp:positionH>
-                <wp:positionV relativeFrom="paragraph">
-                  <wp:posOffset>635175</wp:posOffset>
-                </wp:positionV>
-                <wp:extent cx="18000" cy="10080"/>
-                <wp:effectExtent l="38100" t="38100" r="20320" b="28575"/>
-                <wp:wrapNone/>
-                <wp:docPr id="2110573790" name="Ink 2"/>
-                <wp:cNvGraphicFramePr>
-                  <a:graphicFrameLocks xmlns:a="http://schemas.openxmlformats.org/drawingml/2006/main"/>
-                </wp:cNvGraphicFramePr>
-                <a:graphic xmlns:a="http://schemas.openxmlformats.org/drawingml/2006/main">
-                  <a:graphicData uri="http://schemas.microsoft.com/office/word/2010/wordprocessingInk">
-                    <w14:contentPart bwMode="auto" r:id="rId8">
-                      <w14:nvContentPartPr>
-                        <w14:cNvContentPartPr>
-                          <a14:cpLocks xmlns:a14="http://schemas.microsoft.com/office/drawing/2010/main" noRot="1"/>
-                        </w14:cNvContentPartPr>
-                      </w14:nvContentPartPr>
-                      <w14:xfrm>
-                        <a:off x="0" y="0"/>
-                        <a:ext cx="18000" cy="10080"/>
-                      </w14:xfrm>
-                    </w14:contentPart>
-                  </a:graphicData>
-                </a:graphic>
-              </wp:anchor>
-            </w:drawing>
-          </mc:Choice>
-          <mc:Fallback>
-            <w:pict>
-              <v:shape w14:anchorId="55F70248" id="Ink 2" o:spid="_x0000_s1026" type="#_x0000_t75" style="position:absolute;margin-left:74.6pt;margin-top:49.5pt;width:2.4pt;height:1.8pt;z-index:251659264;visibility:visible;mso-wrap-style:square;mso-wrap-distance-left:9pt;mso-wrap-distance-top:0;mso-wrap-distance-right:9pt;mso-wrap-distance-bottom:0;mso-position-horizontal:absolute;mso-position-horizontal-relative:text;mso-position-vertical:absolute;mso-position-vertical-relative:text" o:gfxdata="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">
-                <v:imagedata r:id="rId9" o:title=""/>
-                <o:lock v:ext="edit" rotation="t" aspectratio="f"/>
-              </v:shape>
-            </w:pict>
-          </mc:Fallback>
-        </mc:AlternateContent>
+        </w:rPr>
+        <w:pict w14:anchorId="252D4923">
+          <v:rect id="Ink 2" o:spid="_x0000_s1026" style="position:absolute;margin-left:74.65pt;margin-top:49.5pt;width:2.35pt;height:1.8pt;z-index:251659264;visibility:visible;mso-wrap-style:square;mso-wrap-distance-left:9pt;mso-wrap-distance-top:0;mso-wrap-distance-right:9pt;mso-wrap-distance-bottom:0;mso-position-horizontal:absolute;mso-position-horizontal-relative:text;mso-position-vertical:absolute;mso-position-vertical-relative:text" coordorigin=",1" coordsize="51,28" filled="f" strokeweight=".35mm">
+            <v:stroke endcap="round"/>
+            <v:path shadowok="f" o:extrusionok="f" fillok="f" insetpenok="f"/>
+            <o:lock v:ext="edit" rotation="t" text="t"/>
+            <o:ink i="AIcBHQIEBAEQWM9UiuaXxU+PBvi60uGbIgMGSBBFI0YjBQU4PT4LZBk3MgqBx///D4DH//8PMwqB&#10;x///D4DH//8POAkA/v8DAAAAAAA9CADQBQMAAHpEPggAtAEDAAB6RAonBYexWOaxSICDiemAh9re&#10;AHbhUO0Z5yeCAIIACgARIKBLuDxZtdwB&#10;" annotation="t"/>
+          </v:rect>
+        </w:pict>
       </w:r>
       <w:r>
         <w:rPr>
@@ -461,6 +328,267 @@
         </w:rPr>
         <w:t>.</w:t>
       </w:r>
+    </w:p>
+    <w:p>
+      <w:pPr>
+        <w:rPr>
+          <w:lang w:val="en-US"/>
+        </w:rPr>
+      </w:pPr>
+    </w:p>
+    <w:p>
+      <w:pPr>
+        <w:rPr>
+          <w:lang w:val="en-US"/>
+        </w:rPr>
+      </w:pPr>
+      <w:r>
+        <w:rPr>
+          <w:lang w:val="en-US"/>
+        </w:rPr>
+        <w:br w:type="page"/>
+      </w:r>
+    </w:p>
+    <w:p>
+      <w:pPr>
+        <w:rPr>
+          <w:lang w:val="en-US"/>
+        </w:rPr>
+      </w:pPr>
+      <w:r>
+        <w:rPr>
+          <w:lang w:val="en-US"/>
+        </w:rPr>
+        <w:lastRenderedPageBreak/>
+        <w:t>1</w:t>
+      </w:r>
+      <w:r>
+        <w:rPr>
+          <w:vertAlign w:val="superscript"/>
+          <w:lang w:val="en-US"/>
+        </w:rPr>
+        <w:t>st</w:t>
+      </w:r>
+      <w:r>
+        <w:rPr>
+          <w:lang w:val="en-US"/>
+        </w:rPr>
+        <w:t xml:space="preserve"> Dungeon: </w:t>
+      </w:r>
+      <w:proofErr w:type="spellStart"/>
+      <w:r>
+        <w:rPr>
+          <w:lang w:val="en-US"/>
+        </w:rPr>
+        <w:t>Miniboss</w:t>
+      </w:r>
+      <w:proofErr w:type="spellEnd"/>
+      <w:r>
+        <w:rPr>
+          <w:lang w:val="en-US"/>
+        </w:rPr>
+        <w:t xml:space="preserve"> is a crazed elf member (maybe leader of the “Death Cult” (name pending)), </w:t>
+      </w:r>
+      <w:r>
+        <w:rPr>
+          <w:lang w:val="en-US"/>
+        </w:rPr>
+        <w:br/>
+        <w:t xml:space="preserve">Fight: Goblin waves coming from holes in the wall, </w:t>
+      </w:r>
+    </w:p>
+    <w:p>
+      <w:pPr>
+        <w:rPr>
+          <w:lang w:val="en-US"/>
+        </w:rPr>
+      </w:pPr>
+      <w:r>
+        <w:rPr>
+          <w:lang w:val="en-US"/>
+        </w:rPr>
+        <w:t>1</w:t>
+      </w:r>
+      <w:r>
+        <w:rPr>
+          <w:vertAlign w:val="superscript"/>
+          <w:lang w:val="en-US"/>
+        </w:rPr>
+        <w:t>st</w:t>
+      </w:r>
+      <w:r>
+        <w:rPr>
+          <w:lang w:val="en-US"/>
+        </w:rPr>
+        <w:t xml:space="preserve"> phase</w:t>
+      </w:r>
+      <w:r>
+        <w:rPr>
+          <w:lang w:val="en-US"/>
+        </w:rPr>
+        <w:t>:</w:t>
+      </w:r>
+      <w:r>
+        <w:rPr>
+          <w:lang w:val="en-US"/>
+        </w:rPr>
+        <w:t xml:space="preserve"> he has goblins that give him a shield and don’t respawn</w:t>
+      </w:r>
+      <w:r>
+        <w:rPr>
+          <w:lang w:val="en-US"/>
+        </w:rPr>
+        <w:t>, he throws daggers while he has shield</w:t>
+      </w:r>
+      <w:r>
+        <w:rPr>
+          <w:lang w:val="en-US"/>
+        </w:rPr>
+        <w:t xml:space="preserve">, </w:t>
+      </w:r>
+    </w:p>
+    <w:p>
+      <w:pPr>
+        <w:rPr>
+          <w:lang w:val="en-US"/>
+        </w:rPr>
+      </w:pPr>
+    </w:p>
+    <w:p>
+      <w:pPr>
+        <w:rPr>
+          <w:lang w:val="en-US"/>
+        </w:rPr>
+      </w:pPr>
+      <w:r>
+        <w:rPr>
+          <w:lang w:val="en-US"/>
+        </w:rPr>
+        <w:t>2</w:t>
+      </w:r>
+      <w:r>
+        <w:rPr>
+          <w:vertAlign w:val="superscript"/>
+          <w:lang w:val="en-US"/>
+        </w:rPr>
+        <w:t>nd</w:t>
+      </w:r>
+      <w:r>
+        <w:rPr>
+          <w:lang w:val="en-US"/>
+        </w:rPr>
+        <w:t xml:space="preserve"> phase: </w:t>
+      </w:r>
+      <w:r>
+        <w:rPr>
+          <w:lang w:val="en-US"/>
+        </w:rPr>
+        <w:t xml:space="preserve">when all </w:t>
+      </w:r>
+      <w:r>
+        <w:rPr>
+          <w:lang w:val="en-US"/>
+        </w:rPr>
+        <w:t xml:space="preserve">gobbos </w:t>
+      </w:r>
+      <w:r>
+        <w:rPr>
+          <w:lang w:val="en-US"/>
+        </w:rPr>
+        <w:t>are gone</w:t>
+      </w:r>
+      <w:r>
+        <w:rPr>
+          <w:lang w:val="en-US"/>
+        </w:rPr>
+        <w:t>, shield is gone</w:t>
+      </w:r>
+      <w:r>
+        <w:rPr>
+          <w:lang w:val="en-US"/>
+        </w:rPr>
+        <w:t xml:space="preserve">, </w:t>
+      </w:r>
+      <w:r>
+        <w:rPr>
+          <w:lang w:val="en-US"/>
+        </w:rPr>
+        <w:t xml:space="preserve">then </w:t>
+      </w:r>
+      <w:r>
+        <w:rPr>
+          <w:lang w:val="en-US"/>
+        </w:rPr>
+        <w:t xml:space="preserve">new goblins </w:t>
+      </w:r>
+      <w:r>
+        <w:rPr>
+          <w:lang w:val="en-US"/>
+        </w:rPr>
+        <w:t xml:space="preserve">start </w:t>
+      </w:r>
+      <w:r>
+        <w:rPr>
+          <w:lang w:val="en-US"/>
+        </w:rPr>
+        <w:t>com</w:t>
+      </w:r>
+      <w:r>
+        <w:rPr>
+          <w:lang w:val="en-US"/>
+        </w:rPr>
+        <w:t>ing</w:t>
+      </w:r>
+      <w:r>
+        <w:rPr>
+          <w:lang w:val="en-US"/>
+        </w:rPr>
+        <w:t xml:space="preserve">, </w:t>
+      </w:r>
+      <w:r>
+        <w:rPr>
+          <w:lang w:val="en-US"/>
+        </w:rPr>
+        <w:t>while recharging h</w:t>
+      </w:r>
+      <w:r>
+        <w:rPr>
+          <w:lang w:val="en-US"/>
+        </w:rPr>
+        <w:t xml:space="preserve">e </w:t>
+      </w:r>
+      <w:r>
+        <w:rPr>
+          <w:lang w:val="en-US"/>
+        </w:rPr>
+        <w:t xml:space="preserve">occasionally </w:t>
+      </w:r>
+      <w:r>
+        <w:rPr>
+          <w:lang w:val="en-US"/>
+        </w:rPr>
+        <w:t>kills Goblins to cast attacks until enough accumulated for his shield again</w:t>
+      </w:r>
+    </w:p>
+    <w:p>
+      <w:pPr>
+        <w:rPr>
+          <w:lang w:val="en-US"/>
+        </w:rPr>
+      </w:pPr>
+      <w:r>
+        <w:rPr>
+          <w:lang w:val="en-US"/>
+        </w:rPr>
+        <w:t xml:space="preserve">the sacrifice attacks are purple/red death magic daggers. They just look different but are otherwise the same. </w:t>
+      </w:r>
+    </w:p>
+    <w:p>
+      <w:pPr>
+        <w:rPr>
+          <w:lang w:val="en-US"/>
+        </w:rPr>
+      </w:pPr>
     </w:p>
     <w:sectPr>
       <w:pgSz w:w="12240" w:h="15840"/>
@@ -1402,99 +1530,6 @@
 </w:styles>
 </file>
 
-<file path=word/ink/ink1.xml><?xml version="1.0" encoding="utf-8"?>
-<inkml:ink xmlns:inkml="http://www.w3.org/2003/InkML">
-  <inkml:definitions>
-    <inkml:context xml:id="ctx0">
-      <inkml:inkSource xml:id="inkSrc0">
-        <inkml:traceFormat>
-          <inkml:channel name="X" type="integer" min="-2.14748E9" max="2.14748E9" units="cm"/>
-          <inkml:channel name="Y" type="integer" min="-2.14748E9" max="2.14748E9" units="cm"/>
-          <inkml:channel name="F" type="integer" max="32767" units="dev"/>
-          <inkml:channel name="OA" type="integer" max="360" units="deg"/>
-          <inkml:channel name="OE" type="integer" max="90" units="deg"/>
-        </inkml:traceFormat>
-        <inkml:channelProperties>
-          <inkml:channelProperty channel="X" name="resolution" value="1000" units="1/cm"/>
-          <inkml:channelProperty channel="Y" name="resolution" value="1000" units="1/cm"/>
-          <inkml:channelProperty channel="F" name="resolution" value="0" units="1/dev"/>
-          <inkml:channelProperty channel="OA" name="resolution" value="1000" units="1/deg"/>
-          <inkml:channelProperty channel="OE" name="resolution" value="1000" units="1/deg"/>
-        </inkml:channelProperties>
-      </inkml:inkSource>
-      <inkml:timestamp xml:id="ts0" timeString="2026-03-16T15:26:20.279"/>
-    </inkml:context>
-    <inkml:brush xml:id="br0">
-      <inkml:brushProperty name="width" value="0.035" units="cm"/>
-      <inkml:brushProperty name="height" value="0.035" units="cm"/>
-    </inkml:brush>
-  </inkml:definitions>
-  <inkml:trace contextRef="#ctx0" brushRef="#br0">16 1 244 0 0,'0'0'7985'0'0,"-16"22"-8213"0"0,45-19-2961 0 0</inkml:trace>
-</inkml:ink>
-</file>
-
-<file path=word/ink/ink2.xml><?xml version="1.0" encoding="utf-8"?>
-<inkml:ink xmlns:inkml="http://www.w3.org/2003/InkML">
-  <inkml:definitions>
-    <inkml:context xml:id="ctx0">
-      <inkml:inkSource xml:id="inkSrc0">
-        <inkml:traceFormat>
-          <inkml:channel name="X" type="integer" min="-2.14748E9" max="2.14748E9" units="cm"/>
-          <inkml:channel name="Y" type="integer" min="-2.14748E9" max="2.14748E9" units="cm"/>
-          <inkml:channel name="F" type="integer" max="32767" units="dev"/>
-          <inkml:channel name="OA" type="integer" max="360" units="deg"/>
-          <inkml:channel name="OE" type="integer" max="90" units="deg"/>
-        </inkml:traceFormat>
-        <inkml:channelProperties>
-          <inkml:channelProperty channel="X" name="resolution" value="1000" units="1/cm"/>
-          <inkml:channelProperty channel="Y" name="resolution" value="1000" units="1/cm"/>
-          <inkml:channelProperty channel="F" name="resolution" value="0" units="1/dev"/>
-          <inkml:channelProperty channel="OA" name="resolution" value="1000" units="1/deg"/>
-          <inkml:channelProperty channel="OE" name="resolution" value="1000" units="1/deg"/>
-        </inkml:channelProperties>
-      </inkml:inkSource>
-      <inkml:timestamp xml:id="ts0" timeString="2026-03-16T15:26:19.749"/>
-    </inkml:context>
-    <inkml:brush xml:id="br0">
-      <inkml:brushProperty name="width" value="0.035" units="cm"/>
-      <inkml:brushProperty name="height" value="0.035" units="cm"/>
-    </inkml:brush>
-  </inkml:definitions>
-  <inkml:trace contextRef="#ctx0" brushRef="#br0">32 0 112 0 0,'0'0'1544'0'0,"-20"15"172"0"0,9-5-960 0 0</inkml:trace>
-</inkml:ink>
-</file>
-
-<file path=word/ink/ink3.xml><?xml version="1.0" encoding="utf-8"?>
-<inkml:ink xmlns:inkml="http://www.w3.org/2003/InkML">
-  <inkml:definitions>
-    <inkml:context xml:id="ctx0">
-      <inkml:inkSource xml:id="inkSrc0">
-        <inkml:traceFormat>
-          <inkml:channel name="X" type="integer" min="-2.14748E9" max="2.14748E9" units="cm"/>
-          <inkml:channel name="Y" type="integer" min="-2.14748E9" max="2.14748E9" units="cm"/>
-          <inkml:channel name="F" type="integer" max="32767" units="dev"/>
-          <inkml:channel name="OA" type="integer" max="360" units="deg"/>
-          <inkml:channel name="OE" type="integer" max="90" units="deg"/>
-        </inkml:traceFormat>
-        <inkml:channelProperties>
-          <inkml:channelProperty channel="X" name="resolution" value="1000" units="1/cm"/>
-          <inkml:channelProperty channel="Y" name="resolution" value="1000" units="1/cm"/>
-          <inkml:channelProperty channel="F" name="resolution" value="0" units="1/dev"/>
-          <inkml:channelProperty channel="OA" name="resolution" value="1000" units="1/deg"/>
-          <inkml:channelProperty channel="OE" name="resolution" value="1000" units="1/deg"/>
-        </inkml:channelProperties>
-      </inkml:inkSource>
-      <inkml:timestamp xml:id="ts0" timeString="2026-03-16T15:26:18.970"/>
-    </inkml:context>
-    <inkml:brush xml:id="br0">
-      <inkml:brushProperty name="width" value="0.035" units="cm"/>
-      <inkml:brushProperty name="height" value="0.035" units="cm"/>
-    </inkml:brush>
-  </inkml:definitions>
-  <inkml:trace contextRef="#ctx0" brushRef="#br0">50 1 172 0 0,'0'0'2472'0'0,"-27"7"361"0"0,11 3-1869 0 0,9 0-1108 0 0</inkml:trace>
-</inkml:ink>
-</file>
-
 <file path=word/theme/theme1.xml><?xml version="1.0" encoding="utf-8"?>
 <a:theme xmlns:a="http://schemas.openxmlformats.org/drawingml/2006/main" name="Office Theme">
   <a:themeElements>

--- a/Misc/Theme & Story.docx
+++ b/Misc/Theme & Story.docx
@@ -72,51 +72,7 @@
         <w:rPr>
           <w:lang w:val="en-US"/>
         </w:rPr>
-        <w:t xml:space="preserve">Chalice has </w:t>
-      </w:r>
-      <w:proofErr w:type="gramStart"/>
-      <w:r>
-        <w:rPr>
-          <w:lang w:val="en-US"/>
-        </w:rPr>
-        <w:t>god</w:t>
-      </w:r>
-      <w:proofErr w:type="gramEnd"/>
-      <w:r>
-        <w:rPr>
-          <w:lang w:val="en-US"/>
-        </w:rPr>
-        <w:t xml:space="preserve"> who wants to be revived in it? And manipulates heroes to kill and give it blood in order to kill off monsters who otherwise </w:t>
-      </w:r>
-      <w:proofErr w:type="spellStart"/>
-      <w:proofErr w:type="gramStart"/>
-      <w:r>
-        <w:rPr>
-          <w:lang w:val="en-US"/>
-        </w:rPr>
-        <w:t>cant</w:t>
-      </w:r>
-      <w:proofErr w:type="spellEnd"/>
-      <w:proofErr w:type="gramEnd"/>
-      <w:r>
-        <w:rPr>
-          <w:lang w:val="en-US"/>
-        </w:rPr>
-        <w:t xml:space="preserve"> be killed? giving blood makes him stronger when he inevitably revives though but heroes </w:t>
-      </w:r>
-      <w:proofErr w:type="spellStart"/>
-      <w:r>
-        <w:rPr>
-          <w:lang w:val="en-US"/>
-        </w:rPr>
-        <w:t>dont</w:t>
-      </w:r>
-      <w:proofErr w:type="spellEnd"/>
-      <w:r>
-        <w:rPr>
-          <w:lang w:val="en-US"/>
-        </w:rPr>
-        <w:t xml:space="preserve"> know this</w:t>
+        <w:t>Chalice has god who wants to be revived in it? And manipulates heroes to kill and give it blood in order to kill off monsters who otherwise cant be killed? giving blood makes him stronger when he inevitably revives though but heroes dont know this</w:t>
       </w:r>
     </w:p>
     <w:p>
@@ -137,10 +93,10 @@
           <w:noProof/>
         </w:rPr>
         <w:pict w14:anchorId="06B0FFAE">
-          <v:rect id="Ink 4" o:spid="_x0000_s1028" style="position:absolute;margin-left:81.4pt;margin-top:47.85pt;width:1.8pt;height:1.75pt;z-index:251661312;visibility:visible;mso-wrap-style:square;mso-wrap-distance-left:9pt;mso-wrap-distance-top:0;mso-wrap-distance-right:9pt;mso-wrap-distance-bottom:0;mso-position-horizontal:absolute;mso-position-horizontal-relative:text;mso-position-vertical:absolute;mso-position-vertical-relative:text" coordorigin=",1" coordsize="30,26" filled="f" strokeweight=".35mm">
+          <v:rect id="Ink 4" o:spid="_x0000_s1028" style="position:absolute;margin-left:81.4pt;margin-top:47.85pt;width:1.8pt;height:1.75pt;z-index:251661312;visibility:visible;mso-wrap-style:square;mso-wrap-distance-left:9pt;mso-wrap-distance-top:0;mso-wrap-distance-right:9pt;mso-wrap-distance-bottom:0;mso-position-horizontal:absolute;mso-position-horizontal-relative:text;mso-position-vertical:absolute;mso-position-vertical-relative:text" filled="f" strokeweight=".35mm">
             <v:stroke endcap="round"/>
             <v:path shadowok="f" o:extrusionok="f" fillok="f" insetpenok="f"/>
-            <o:lock v:ext="edit" rotation="t" text="t"/>
+            <o:lock v:ext="edit" rotation="t" aspectratio="t" verticies="t" text="t" shapetype="t"/>
             <o:ink i="AIgBHQIEBAEQWM9UiuaXxU+PBvi60uGbIgMGSBBFI0YjBQU4PT4LZBk3MgqBx///D4DH//8PMwqB&#10;x///D4DH//8POAkA/v8DAAAAAAA9CADQBQMAAHpEPggAtAEDAAB6RAooBIePR+P1gIeAQGVSUIfg&#10;ZvFXx4uqfAtCggCCAAoAESBwCIA9WbXcAb==&#10;" annotation="t"/>
           </v:rect>
         </w:pict>
@@ -150,10 +106,10 @@
           <w:noProof/>
         </w:rPr>
         <w:pict w14:anchorId="4EE521FF">
-          <v:rect id="Ink 3" o:spid="_x0000_s1027" style="position:absolute;margin-left:81.1pt;margin-top:52.4pt;width:2pt;height:1.75pt;z-index:251660288;visibility:visible;mso-wrap-style:square;mso-wrap-distance-left:9pt;mso-wrap-distance-top:0;mso-wrap-distance-right:9pt;mso-wrap-distance-bottom:0;mso-position-horizontal:absolute;mso-position-horizontal-relative:text;mso-position-vertical:absolute;mso-position-vertical-relative:text" coordorigin="1" coordsize="32,26" filled="f" strokeweight=".35mm">
+          <v:rect id="Ink 3" o:spid="_x0000_s1027" style="position:absolute;margin-left:81.1pt;margin-top:52.4pt;width:2pt;height:1.75pt;z-index:251660288;visibility:visible;mso-wrap-style:square;mso-wrap-distance-left:9pt;mso-wrap-distance-top:0;mso-wrap-distance-right:9pt;mso-wrap-distance-bottom:0;mso-position-horizontal:absolute;mso-position-horizontal-relative:text;mso-position-vertical:absolute;mso-position-vertical-relative:text" filled="f" strokeweight=".35mm">
             <v:stroke endcap="round"/>
             <v:path shadowok="f" o:extrusionok="f" fillok="f" insetpenok="f"/>
-            <o:lock v:ext="edit" rotation="t" text="t"/>
+            <o:lock v:ext="edit" rotation="t" aspectratio="t" verticies="t" text="t" shapetype="t"/>
             <o:ink i="AIIBHQIEBAEQWM9UiuaXxU+PBvi60uGbIgMGSBBFI0YjBQU4PT4LZBk3MgqBx///D4DH//8PMwqB&#10;x///D4DH//8POAkA/v8DAAAAAAA9CADQBQMAAHpEPggAtAEDAAB6RAoiBIa+v6eQhiciQIfL3TXb&#10;W5f8ggCCAAoAESBQKS89WbXcAb==&#10;" annotation="t"/>
           </v:rect>
         </w:pict>
@@ -163,10 +119,10 @@
           <w:noProof/>
         </w:rPr>
         <w:pict w14:anchorId="252D4923">
-          <v:rect id="Ink 2" o:spid="_x0000_s1026" style="position:absolute;margin-left:74.65pt;margin-top:49.5pt;width:2.35pt;height:1.8pt;z-index:251659264;visibility:visible;mso-wrap-style:square;mso-wrap-distance-left:9pt;mso-wrap-distance-top:0;mso-wrap-distance-right:9pt;mso-wrap-distance-bottom:0;mso-position-horizontal:absolute;mso-position-horizontal-relative:text;mso-position-vertical:absolute;mso-position-vertical-relative:text" coordorigin=",1" coordsize="51,28" filled="f" strokeweight=".35mm">
+          <v:rect id="Ink 2" o:spid="_x0000_s1026" style="position:absolute;margin-left:74.65pt;margin-top:49.5pt;width:2.35pt;height:1.8pt;z-index:251659264;visibility:visible;mso-wrap-style:square;mso-wrap-distance-left:9pt;mso-wrap-distance-top:0;mso-wrap-distance-right:9pt;mso-wrap-distance-bottom:0;mso-position-horizontal:absolute;mso-position-horizontal-relative:text;mso-position-vertical:absolute;mso-position-vertical-relative:text" filled="f" strokeweight=".35mm">
             <v:stroke endcap="round"/>
             <v:path shadowok="f" o:extrusionok="f" fillok="f" insetpenok="f"/>
-            <o:lock v:ext="edit" rotation="t" text="t"/>
+            <o:lock v:ext="edit" rotation="t" aspectratio="t" verticies="t" text="t" shapetype="t"/>
             <o:ink i="AIcBHQIEBAEQWM9UiuaXxU+PBvi60uGbIgMGSBBFI0YjBQU4PT4LZBk3MgqBx///D4DH//8PMwqB&#10;x///D4DH//8POAkA/v8DAAAAAAA9CADQBQMAAHpEPggAtAEDAAB6RAonBYexWOaxSICDiemAh9re&#10;AHbhUO0Z5yeCAIIACgARIKBLuDxZtdwB&#10;" annotation="t"/>
           </v:rect>
         </w:pict>
@@ -175,158 +131,74 @@
         <w:rPr>
           <w:lang w:val="en-US"/>
         </w:rPr>
-        <w:t xml:space="preserve">Chalice / </w:t>
-      </w:r>
-      <w:proofErr w:type="gramStart"/>
-      <w:r>
-        <w:rPr>
-          <w:lang w:val="en-US"/>
-        </w:rPr>
-        <w:t>god</w:t>
-      </w:r>
-      <w:proofErr w:type="gramEnd"/>
-      <w:r>
-        <w:rPr>
-          <w:lang w:val="en-US"/>
-        </w:rPr>
-        <w:t xml:space="preserve"> makes players and anyone he tries to finish of fight his minions because </w:t>
-      </w:r>
-      <w:proofErr w:type="spellStart"/>
-      <w:r>
-        <w:rPr>
-          <w:lang w:val="en-US"/>
-        </w:rPr>
-        <w:t>hes</w:t>
-      </w:r>
-      <w:proofErr w:type="spellEnd"/>
-      <w:r>
-        <w:rPr>
-          <w:lang w:val="en-US"/>
-        </w:rPr>
-        <w:t xml:space="preserve"> too weak to instantly grant death at the moment. His minions are a manifestation of his weakened power. Giving blood of someone, makes a way harder fight in his “underworld”. This is something he does automatically and involuntarily when someone dies. Anyone who escapes is revived because causality needs to ensure they are either dead or alive and surviving the underworld is neither. The causality part is not known to people or the god himself, nobody is sure why a dismembered head reattaches for example. He does try to weaken the minions as the player characters are useful to him but </w:t>
-      </w:r>
-      <w:proofErr w:type="gramStart"/>
-      <w:r>
-        <w:rPr>
-          <w:lang w:val="en-US"/>
-        </w:rPr>
-        <w:t>its</w:t>
-      </w:r>
-      <w:proofErr w:type="gramEnd"/>
-      <w:r>
-        <w:rPr>
-          <w:lang w:val="en-US"/>
-        </w:rPr>
-        <w:t xml:space="preserve"> something that inevitably comes with his existence. The more players decide to permanently kill bosses the more powerful the underworld (and the last boss fight if they don’t side with the god at the end of the game) becomes.  </w:t>
-      </w:r>
-    </w:p>
-    <w:p>
-      <w:pPr>
-        <w:rPr>
-          <w:lang w:val="en-US"/>
-        </w:rPr>
-      </w:pPr>
-    </w:p>
-    <w:p>
-      <w:pPr>
-        <w:rPr>
-          <w:lang w:val="en-US"/>
-        </w:rPr>
-      </w:pPr>
-    </w:p>
-    <w:p>
-      <w:pPr>
-        <w:rPr>
-          <w:lang w:val="en-US"/>
-        </w:rPr>
-      </w:pPr>
-      <w:r>
-        <w:rPr>
-          <w:lang w:val="en-US"/>
-        </w:rPr>
-        <w:t xml:space="preserve">people (various races, this </w:t>
-      </w:r>
-      <w:proofErr w:type="spellStart"/>
-      <w:r>
-        <w:rPr>
-          <w:lang w:val="en-US"/>
-        </w:rPr>
-        <w:t>doesnt</w:t>
-      </w:r>
-      <w:proofErr w:type="spellEnd"/>
-      <w:r>
-        <w:rPr>
-          <w:lang w:val="en-US"/>
-        </w:rPr>
-        <w:t xml:space="preserve"> matter as much for now but we can add various ones later too) are immortal, not invincible. When they die from accidents, violence and other non-natural causes they become monsters (the severed (souls)) that reflect each person's defining aspects. </w:t>
-      </w:r>
-    </w:p>
-    <w:p>
-      <w:pPr>
-        <w:rPr>
-          <w:lang w:val="en-US"/>
-        </w:rPr>
-      </w:pPr>
-    </w:p>
-    <w:p>
-      <w:pPr>
-        <w:rPr>
-          <w:lang w:val="en-US"/>
-        </w:rPr>
-      </w:pPr>
-      <w:r>
-        <w:rPr>
-          <w:lang w:val="en-US"/>
-        </w:rPr>
-        <w:t xml:space="preserve">there is a </w:t>
-      </w:r>
-      <w:proofErr w:type="gramStart"/>
-      <w:r>
-        <w:rPr>
-          <w:lang w:val="en-US"/>
-        </w:rPr>
-        <w:t>hunters</w:t>
-      </w:r>
-      <w:proofErr w:type="gramEnd"/>
-      <w:r>
-        <w:rPr>
-          <w:lang w:val="en-US"/>
-        </w:rPr>
-        <w:t xml:space="preserve"> order that works to clean up monsters that appear, help and prevent outbreaks, clear infestations and generally act as a very loosely organized task force of independent people, sometimes working in pairs or groups, against other dangers (such as magical monsters, hostile organizations, hostile races etc.). </w:t>
-      </w:r>
-    </w:p>
-    <w:p>
-      <w:pPr>
-        <w:rPr>
-          <w:lang w:val="en-US"/>
-        </w:rPr>
-      </w:pPr>
-    </w:p>
-    <w:p>
-      <w:pPr>
-        <w:rPr>
-          <w:lang w:val="en-US"/>
-        </w:rPr>
-      </w:pPr>
-      <w:r>
-        <w:rPr>
-          <w:lang w:val="en-US"/>
-        </w:rPr>
-        <w:t xml:space="preserve">The player(s) is/are part of this order. Sentient beings reached immortality millennia ago by waging a war against the god of death. This however while granting people immortality, caused an unwanted side effect, resulting in people that die through other causes to become monsters, due to the fact that their souls have nowhere to go. not much of this is understood however, maybe it was at some point but its long lost. and the world struggles constantly with overpopulation and monster outbreaks while some groups have gathered to bring back the god of death, some others to find a solution to the </w:t>
-      </w:r>
-      <w:proofErr w:type="spellStart"/>
-      <w:r>
-        <w:rPr>
-          <w:lang w:val="en-US"/>
-        </w:rPr>
-        <w:t>severings</w:t>
-      </w:r>
-      <w:proofErr w:type="spellEnd"/>
-      <w:r>
-        <w:rPr>
-          <w:lang w:val="en-US"/>
-        </w:rPr>
-        <w:t>.</w:t>
+        <w:t xml:space="preserve">Chalice / god makes players and anyone he tries to finish of fight his minions because hes too weak to instantly grant death at the moment. His minions are a manifestation of his weakened power. Giving blood of someone, makes a way harder fight in his “underworld”. This is something he does automatically and involuntarily when someone dies. Anyone who escapes is revived because causality needs to ensure they are either dead or alive and surviving the underworld is neither. The causality part is not known to people or the god himself, nobody is sure why a dismembered head reattaches for example. He does try to weaken the minions as the player characters are useful to him but its something that inevitably comes with his existence. The more players decide to permanently kill bosses the more powerful the underworld (and the last boss fight if they don’t side with the god at the end of the game) becomes.  </w:t>
+      </w:r>
+    </w:p>
+    <w:p>
+      <w:pPr>
+        <w:rPr>
+          <w:lang w:val="en-US"/>
+        </w:rPr>
+      </w:pPr>
+    </w:p>
+    <w:p>
+      <w:pPr>
+        <w:rPr>
+          <w:lang w:val="en-US"/>
+        </w:rPr>
+      </w:pPr>
+    </w:p>
+    <w:p>
+      <w:pPr>
+        <w:rPr>
+          <w:lang w:val="en-US"/>
+        </w:rPr>
+      </w:pPr>
+      <w:r>
+        <w:rPr>
+          <w:lang w:val="en-US"/>
+        </w:rPr>
+        <w:t xml:space="preserve">people (various races, this doesnt matter as much for now but we can add various ones later too) are immortal, not invincible. When they die from accidents, violence and other non-natural causes they become monsters (the severed (souls)) that reflect each person's defining aspects. </w:t>
+      </w:r>
+    </w:p>
+    <w:p>
+      <w:pPr>
+        <w:rPr>
+          <w:lang w:val="en-US"/>
+        </w:rPr>
+      </w:pPr>
+    </w:p>
+    <w:p>
+      <w:pPr>
+        <w:rPr>
+          <w:lang w:val="en-US"/>
+        </w:rPr>
+      </w:pPr>
+      <w:r>
+        <w:rPr>
+          <w:lang w:val="en-US"/>
+        </w:rPr>
+        <w:t xml:space="preserve">there is a hunters order that works to clean up monsters that appear, help and prevent outbreaks, clear infestations and generally act as a very loosely organized task force of independent people, sometimes working in pairs or groups, against other dangers (such as magical monsters, hostile organizations, hostile races etc.). </w:t>
+      </w:r>
+    </w:p>
+    <w:p>
+      <w:pPr>
+        <w:rPr>
+          <w:lang w:val="en-US"/>
+        </w:rPr>
+      </w:pPr>
+    </w:p>
+    <w:p>
+      <w:pPr>
+        <w:rPr>
+          <w:lang w:val="en-US"/>
+        </w:rPr>
+      </w:pPr>
+      <w:r>
+        <w:rPr>
+          <w:lang w:val="en-US"/>
+        </w:rPr>
+        <w:t>The player(s) is/are part of this order. Sentient beings reached immortality millennia ago by waging a war against the god of death. This however while granting people immortality, caused an unwanted side effect, resulting in people that die through other causes to become monsters, due to the fact that their souls have nowhere to go. not much of this is understood however, maybe it was at some point but its long lost. and the world struggles constantly with overpopulation and monster outbreaks while some groups have gathered to bring back the god of death, some others to find a solution to the severings.</w:t>
       </w:r>
     </w:p>
     <w:p>
@@ -373,21 +245,7 @@
         <w:rPr>
           <w:lang w:val="en-US"/>
         </w:rPr>
-        <w:t xml:space="preserve"> Dungeon: </w:t>
-      </w:r>
-      <w:proofErr w:type="spellStart"/>
-      <w:r>
-        <w:rPr>
-          <w:lang w:val="en-US"/>
-        </w:rPr>
-        <w:t>Miniboss</w:t>
-      </w:r>
-      <w:proofErr w:type="spellEnd"/>
-      <w:r>
-        <w:rPr>
-          <w:lang w:val="en-US"/>
-        </w:rPr>
-        <w:t xml:space="preserve"> is a crazed elf member (maybe leader of the “Death Cult” (name pending)), </w:t>
+        <w:t xml:space="preserve"> Dungeon: Miniboss is a crazed elf member (maybe leader of the “Death Cult” (name pending)), </w:t>
       </w:r>
       <w:r>
         <w:rPr>
@@ -589,6 +447,26 @@
           <w:lang w:val="en-US"/>
         </w:rPr>
       </w:pPr>
+    </w:p>
+    <w:p>
+      <w:pPr>
+        <w:rPr>
+          <w:lang w:val="en-US"/>
+        </w:rPr>
+      </w:pPr>
+    </w:p>
+    <w:p>
+      <w:pPr>
+        <w:rPr>
+          <w:lang w:val="en-US"/>
+        </w:rPr>
+      </w:pPr>
+      <w:r>
+        <w:rPr>
+          <w:lang w:val="en-US"/>
+        </w:rPr>
+        <w:t>William ending plottwist: Deathgod knew he was going to be defeated and splitted himself and his power into multiple fragments. 1 in chalice, and 2 living moving on the world(the player chars). Now the players have to choose to become Whole or Hole.</w:t>
+      </w:r>
     </w:p>
     <w:sectPr>
       <w:pgSz w:w="12240" w:h="15840"/>
